--- a/Exp3/Experiment-03.docx
+++ b/Exp3/Experiment-03.docx
@@ -3352,6 +3352,10 @@
         <w:ind/>
         <w:rPr/>
       </w:pPr>
+      <w:r/>
+      <w:r>
+        <w:t xml:space="preserve">https://github.com/aumdave1979/DSIP/tree/main/Exp3</w:t>
+      </w:r>
       <w:r/>
       <w:r/>
     </w:p>
